--- a/Group5Asg.docx
+++ b/Group5Asg.docx
@@ -15653,7 +15653,7 @@
         <w:rPr>
           <w:rtl w:val="0"/>
         </w:rPr>
-        <w:t xml:space="preserve">The following describes how each property of the PEAS model will be represented in the proof of concept (POC) prototype of TransitAI UTM. The Performance Measure is represented through the system’s response accuracy and speed, where the prototype is evaluated based on whether the chatbot returns correct schedule and route information, responds with minimal delay, and resolves user queries without human intervention; these metrics can be observed directly when a user interacts with the Chat Query screen and receives results. The Environment is represented by the university transport context the prototype simulates, including the student and staff users who key in requests, the bus routes, bus stops, and timetable data stored in the system, which together form the partially observable, dynamic setting the agent reacts to. The Actuators/Effectors are represented by the output screens of the prototype, namely the Schedule Result, Route Guidance, and Alert/Notification screens, which display the agent’s responses, deliver guidance, and push notifications back to the user. The Sensors are represented by the input channels of the prototype, mainly the Chat Query input field that captures user questions, together with the Schedule Database, Route Database, and feedback channel that supply the agent with the data needed to generate accurate responses. In this way, every PEAS property maps directly to a concrete element of the proposed user interface and prototype, demonstrating how the intelligent agent will function in practice.</w:t>
+        <w:t xml:space="preserve">The following describes how each property of the PEAS model will be represented in the proof of concept (POC) prototype of TransitAI UTM. The Performance Measure is represented through the system’s response accuracy and speed, where the prototype is evaluated based on whether the chatbot returns correct schedule and route information, responds with minimal delay, and resolves user queries without human intervention; these metrics can be observed directly when a user interacts with the Chat Query screen and receives results. The Environment is represented by the university transport context the prototype represents, including the student and staff users who key in requests, the bus routes, bus stops, and timetable data stored in the system, which together form the partially observable, dynamic setting the agent reacts to. The Actuators/Effectors are represented by the output screens of the prototype, namely the Schedule Result, Route Guidance, and Alert/Notification screens, which display the agent’s responses, deliver guidance, and push notifications back to the user. The Sensors are represented by the input channels of the prototype, mainly the Chat Query input field that captures user questions, together with the Schedule Database, Route Database, and feedback channel that supply the agent with the data needed to generate accurate responses. In this way, every PEAS property maps directly to a concrete element of the proposed user interface and prototype, demonstrating how the intelligent agent will function in practice.</w:t>
       </w:r>
     </w:p>
     <w:p>
